--- a/docs/Tool_Execution_and_Demo_Manual.docx
+++ b/docs/Tool_Execution_and_Demo_Manual.docx
@@ -42,7 +42,7 @@
         <w:rPr>
           <w:rFonts w:ascii="Arial" w:hAnsi="Arial"/>
           <w:b/>
-          <w:color w:val="003366"/>
+          <w:color w:val="A71930"/>
           <w:sz w:val="36"/>
         </w:rPr>
         <w:t>SUNBURST DFIR CAPSTONE: TOOL EXECUTION &amp; DEMO MANUAL</w:t>
@@ -61,7 +61,7 @@
       <w:tr>
         <w:tc>
           <w:tcPr>
-            <w:tcW w:type="dxa" w:w="9360"/>
+            <w:tcW w:type="dxa" w:w="9792"/>
             <w:shd w:val="clear" w:color="auto" w:fill="F0F4F8"/>
             <w:tcMar>
               <w:top w:w="140" w:type="dxa"/>
@@ -78,19 +78,19 @@
               <w:rPr>
                 <w:rFonts w:ascii="Arial" w:hAnsi="Arial"/>
                 <w:b/>
-                <w:color w:val="003366"/>
+                <w:color w:val="A71930"/>
                 <w:sz w:val="22"/>
               </w:rPr>
-              <w:t>📌 DEMO OPERATIONAL GOAL</w:t>
+              <w:t>📌 DEMO OPERATIONAL GOAL &amp; SYNCHRONIZATION</w:t>
               <w:br/>
             </w:r>
             <w:r>
               <w:rPr>
                 <w:rFonts w:ascii="Arial" w:hAnsi="Arial"/>
                 <w:color w:val="323232"/>
-                <w:sz w:val="20"/>
+                <w:sz w:val="19"/>
               </w:rPr>
-              <w:t>This manual details the exact sequence of terminal commands, UI clicks, and visual screens required to deliver a flawless, bug-free capstone demonstration. Follow this choreography precisely during recording or live viva presentation.</w:t>
+              <w:t>This manual details the exact sequence of PowerPoint slides, terminal commands, browser actions, and screen switches required to deliver a flawless, bug-free capstone demonstration. Follow this choreography precisely during recording or live viva presentation.</w:t>
             </w:r>
           </w:p>
         </w:tc>
@@ -111,30 +111,35 @@
     </w:p>
     <w:p>
       <w:r>
-        <w:t>Ensure the following 3 windows are opened on your Mac and arranged across your workspace:</w:t>
+        <w:t>Ensure the following 4 applications are open and arranged across your workspace:</w:t>
         <w:br/>
         <w:br/>
-        <w:t>• WINDOW 1 (Web Browser — Google Chrome or Safari):</w:t>
+        <w:t>• WINDOW 1 (PowerPoint Presentation):</w:t>
+        <w:br/>
+        <w:t xml:space="preserve">  Open docs/SUNBURST_Forensic_Investigation_Group10.pptx in Slide Show mode (Slide 1 ready).</w:t>
+        <w:br/>
+        <w:br/>
+        <w:t>• WINDOW 2 (Web Browser — Google Chrome or Safari):</w:t>
         <w:br/>
         <w:t xml:space="preserve">  Open the interactive simulation model by navigating to:</w:t>
         <w:br/>
         <w:t xml:space="preserve">  file:///Users/mac/Developer/csfcl/docs/sunburst_simulation.html</w:t>
         <w:br/>
-        <w:t xml:space="preserve">  (Tip: You can launch this directly from terminal using: open docs/sunburst_simulation.html)</w:t>
+        <w:t xml:space="preserve">  (Tip: Launch directly from terminal using: open docs/sunburst_simulation.html)</w:t>
         <w:br/>
         <w:br/>
-        <w:t>• WINDOW 2 (Terminal):</w:t>
+        <w:t>• WINDOW 3 (Terminal):</w:t>
         <w:br/>
-        <w:t xml:space="preserve">  Open Terminal in your repository directory and activate the Python 3.11 virtual environment:</w:t>
+        <w:t xml:space="preserve">  Open Terminal in your repository directory and activate the virtual environment:</w:t>
         <w:br/>
         <w:t xml:space="preserve">  cd /Users/mac/Developer/csfcl</w:t>
         <w:br/>
         <w:t xml:space="preserve">  source .venv/bin/activate</w:t>
         <w:br/>
         <w:br/>
-        <w:t>• WINDOW 3 (VS Code / File Editor):</w:t>
+        <w:t>• WINDOW 4 (VS Code / File Editor):</w:t>
         <w:br/>
-        <w:t xml:space="preserve">  Open the project workspace in VS Code to quickly show legal files and report outputs if requested.</w:t>
+        <w:t xml:space="preserve">  Open the project workspace in VS Code with legal_compliance/Section_63_BSA_Certificate.md ready to view.</w:t>
       </w:r>
     </w:p>
     <w:p>
@@ -152,17 +157,18 @@
         <w:tblLook w:firstColumn="1" w:firstRow="1" w:lastColumn="0" w:lastRow="0" w:noHBand="0" w:noVBand="1" w:val="04A0"/>
       </w:tblPr>
       <w:tblGrid>
-        <w:gridCol w:w="1987"/>
-        <w:gridCol w:w="1987"/>
-        <w:gridCol w:w="1987"/>
-        <w:gridCol w:w="1987"/>
-        <w:gridCol w:w="1987"/>
+        <w:gridCol w:w="1656"/>
+        <w:gridCol w:w="1656"/>
+        <w:gridCol w:w="1656"/>
+        <w:gridCol w:w="1656"/>
+        <w:gridCol w:w="1656"/>
+        <w:gridCol w:w="1656"/>
       </w:tblGrid>
       <w:tr>
         <w:tc>
           <w:tcPr>
-            <w:tcW w:type="dxa" w:w="1152"/>
-            <w:shd w:val="clear" w:color="auto" w:fill="003366"/>
+            <w:tcW w:type="dxa" w:w="1008"/>
+            <w:shd w:val="clear" w:color="auto" w:fill="A71930"/>
             <w:tcMar>
               <w:top w:w="120" w:type="dxa"/>
               <w:bottom w:w="120" w:type="dxa"/>
@@ -179,7 +185,7 @@
                 <w:rFonts w:ascii="Arial" w:hAnsi="Arial"/>
                 <w:b/>
                 <w:color w:val="FFFFFF"/>
-                <w:sz w:val="20"/>
+                <w:sz w:val="19"/>
               </w:rPr>
               <w:t>Time</w:t>
             </w:r>
@@ -188,7 +194,7 @@
         <w:tc>
           <w:tcPr>
             <w:tcW w:type="dxa" w:w="1584"/>
-            <w:shd w:val="clear" w:color="auto" w:fill="003366"/>
+            <w:shd w:val="clear" w:color="auto" w:fill="A71930"/>
             <w:tcMar>
               <w:top w:w="120" w:type="dxa"/>
               <w:bottom w:w="120" w:type="dxa"/>
@@ -205,7 +211,7 @@
                 <w:rFonts w:ascii="Arial" w:hAnsi="Arial"/>
                 <w:b/>
                 <w:color w:val="FFFFFF"/>
-                <w:sz w:val="20"/>
+                <w:sz w:val="19"/>
               </w:rPr>
               <w:t>Speaker</w:t>
             </w:r>
@@ -213,8 +219,8 @@
         </w:tc>
         <w:tc>
           <w:tcPr>
-            <w:tcW w:type="dxa" w:w="2304"/>
-            <w:shd w:val="clear" w:color="auto" w:fill="003366"/>
+            <w:tcW w:type="dxa" w:w="1728"/>
+            <w:shd w:val="clear" w:color="auto" w:fill="A71930"/>
             <w:tcMar>
               <w:top w:w="120" w:type="dxa"/>
               <w:bottom w:w="120" w:type="dxa"/>
@@ -231,16 +237,16 @@
                 <w:rFonts w:ascii="Arial" w:hAnsi="Arial"/>
                 <w:b/>
                 <w:color w:val="FFFFFF"/>
-                <w:sz w:val="20"/>
+                <w:sz w:val="19"/>
               </w:rPr>
-              <w:t>Screen / Window</w:t>
+              <w:t>PPT Slide</w:t>
             </w:r>
           </w:p>
         </w:tc>
         <w:tc>
           <w:tcPr>
-            <w:tcW w:type="dxa" w:w="2592"/>
-            <w:shd w:val="clear" w:color="auto" w:fill="003366"/>
+            <w:tcW w:type="dxa" w:w="1872"/>
+            <w:shd w:val="clear" w:color="auto" w:fill="A71930"/>
             <w:tcMar>
               <w:top w:w="120" w:type="dxa"/>
               <w:bottom w:w="120" w:type="dxa"/>
@@ -257,16 +263,16 @@
                 <w:rFonts w:ascii="Arial" w:hAnsi="Arial"/>
                 <w:b/>
                 <w:color w:val="FFFFFF"/>
-                <w:sz w:val="20"/>
+                <w:sz w:val="19"/>
               </w:rPr>
-              <w:t>Action / Exact Command Line</w:t>
+              <w:t>Screen / Window</w:t>
             </w:r>
           </w:p>
         </w:tc>
         <w:tc>
           <w:tcPr>
-            <w:tcW w:type="dxa" w:w="1728"/>
-            <w:shd w:val="clear" w:color="auto" w:fill="003366"/>
+            <w:tcW w:type="dxa" w:w="2448"/>
+            <w:shd w:val="clear" w:color="auto" w:fill="A71930"/>
             <w:tcMar>
               <w:top w:w="120" w:type="dxa"/>
               <w:bottom w:w="120" w:type="dxa"/>
@@ -283,7 +289,33 @@
                 <w:rFonts w:ascii="Arial" w:hAnsi="Arial"/>
                 <w:b/>
                 <w:color w:val="FFFFFF"/>
-                <w:sz w:val="20"/>
+                <w:sz w:val="19"/>
+              </w:rPr>
+              <w:t>Action / Exact Command Line</w:t>
+            </w:r>
+          </w:p>
+        </w:tc>
+        <w:tc>
+          <w:tcPr>
+            <w:tcW w:type="dxa" w:w="1728"/>
+            <w:shd w:val="clear" w:color="auto" w:fill="A71930"/>
+            <w:tcMar>
+              <w:top w:w="120" w:type="dxa"/>
+              <w:bottom w:w="120" w:type="dxa"/>
+              <w:left w:w="120" w:type="dxa"/>
+              <w:right w:w="120" w:type="dxa"/>
+            </w:tcMar>
+          </w:tcPr>
+          <w:p>
+            <w:pPr>
+              <w:jc w:val="left"/>
+            </w:pPr>
+            <w:r>
+              <w:rPr>
+                <w:rFonts w:ascii="Arial" w:hAnsi="Arial"/>
+                <w:b/>
+                <w:color w:val="FFFFFF"/>
+                <w:sz w:val="19"/>
               </w:rPr>
               <w:t>Expected Visual Result</w:t>
             </w:r>
@@ -293,19 +325,19 @@
       <w:tr>
         <w:tc>
           <w:tcPr>
-            <w:tcW w:type="dxa" w:w="1152"/>
+            <w:tcW w:type="dxa" w:w="1008"/>
             <w:tcMar>
               <w:top w:w="60" w:type="dxa"/>
               <w:bottom w:w="60" w:type="dxa"/>
-              <w:left w:w="80" w:type="dxa"/>
-              <w:right w:w="80" w:type="dxa"/>
+              <w:left w:w="60" w:type="dxa"/>
+              <w:right w:w="60" w:type="dxa"/>
             </w:tcMar>
           </w:tcPr>
           <w:p>
             <w:r>
               <w:rPr>
                 <w:rFonts w:ascii="Arial" w:hAnsi="Arial"/>
-                <w:sz w:val="17"/>
+                <w:sz w:val="16"/>
               </w:rPr>
               <w:t>0:00</w:t>
             </w:r>
@@ -317,35 +349,177 @@
             <w:tcMar>
               <w:top w:w="60" w:type="dxa"/>
               <w:bottom w:w="60" w:type="dxa"/>
-              <w:left w:w="80" w:type="dxa"/>
-              <w:right w:w="80" w:type="dxa"/>
+              <w:left w:w="60" w:type="dxa"/>
+              <w:right w:w="60" w:type="dxa"/>
             </w:tcMar>
           </w:tcPr>
           <w:p>
             <w:r>
               <w:rPr>
                 <w:rFonts w:ascii="Arial" w:hAnsi="Arial"/>
-                <w:sz w:val="17"/>
+                <w:sz w:val="16"/>
               </w:rPr>
-              <w:t>Avantdeep</w:t>
+              <w:t>Amandeep</w:t>
             </w:r>
           </w:p>
         </w:tc>
         <w:tc>
           <w:tcPr>
-            <w:tcW w:type="dxa" w:w="2304"/>
+            <w:tcW w:type="dxa" w:w="1728"/>
             <w:tcMar>
               <w:top w:w="60" w:type="dxa"/>
               <w:bottom w:w="60" w:type="dxa"/>
-              <w:left w:w="80" w:type="dxa"/>
-              <w:right w:w="80" w:type="dxa"/>
+              <w:left w:w="60" w:type="dxa"/>
+              <w:right w:w="60" w:type="dxa"/>
             </w:tcMar>
           </w:tcPr>
           <w:p>
             <w:r>
               <w:rPr>
                 <w:rFonts w:ascii="Arial" w:hAnsi="Arial"/>
-                <w:sz w:val="17"/>
+                <w:sz w:val="16"/>
+              </w:rPr>
+              <w:t>Slide 1 (Title)</w:t>
+            </w:r>
+          </w:p>
+        </w:tc>
+        <w:tc>
+          <w:tcPr>
+            <w:tcW w:type="dxa" w:w="1872"/>
+            <w:tcMar>
+              <w:top w:w="60" w:type="dxa"/>
+              <w:bottom w:w="60" w:type="dxa"/>
+              <w:left w:w="60" w:type="dxa"/>
+              <w:right w:w="60" w:type="dxa"/>
+            </w:tcMar>
+          </w:tcPr>
+          <w:p>
+            <w:r>
+              <w:rPr>
+                <w:rFonts w:ascii="Arial" w:hAnsi="Arial"/>
+                <w:sz w:val="16"/>
+              </w:rPr>
+              <w:t>PPT Window</w:t>
+            </w:r>
+          </w:p>
+        </w:tc>
+        <w:tc>
+          <w:tcPr>
+            <w:tcW w:type="dxa" w:w="2448"/>
+            <w:tcMar>
+              <w:top w:w="60" w:type="dxa"/>
+              <w:bottom w:w="60" w:type="dxa"/>
+              <w:left w:w="60" w:type="dxa"/>
+              <w:right w:w="60" w:type="dxa"/>
+            </w:tcMar>
+          </w:tcPr>
+          <w:p>
+            <w:r>
+              <w:rPr>
+                <w:rFonts w:ascii="Arial" w:hAnsi="Arial"/>
+                <w:sz w:val="16"/>
+              </w:rPr>
+              <w:t>Introduce Group 10 and Capstone Topic</w:t>
+            </w:r>
+          </w:p>
+        </w:tc>
+        <w:tc>
+          <w:tcPr>
+            <w:tcW w:type="dxa" w:w="1728"/>
+            <w:tcMar>
+              <w:top w:w="60" w:type="dxa"/>
+              <w:bottom w:w="60" w:type="dxa"/>
+              <w:left w:w="60" w:type="dxa"/>
+              <w:right w:w="60" w:type="dxa"/>
+            </w:tcMar>
+          </w:tcPr>
+          <w:p>
+            <w:r>
+              <w:rPr>
+                <w:rFonts w:ascii="Arial" w:hAnsi="Arial"/>
+                <w:sz w:val="16"/>
+              </w:rPr>
+              <w:t>Somaiya title slide with student roster.</w:t>
+            </w:r>
+          </w:p>
+        </w:tc>
+      </w:tr>
+      <w:tr>
+        <w:tc>
+          <w:tcPr>
+            <w:tcW w:type="dxa" w:w="1008"/>
+            <w:tcMar>
+              <w:top w:w="60" w:type="dxa"/>
+              <w:bottom w:w="60" w:type="dxa"/>
+              <w:left w:w="60" w:type="dxa"/>
+              <w:right w:w="60" w:type="dxa"/>
+            </w:tcMar>
+          </w:tcPr>
+          <w:p>
+            <w:r>
+              <w:rPr>
+                <w:rFonts w:ascii="Arial" w:hAnsi="Arial"/>
+                <w:sz w:val="16"/>
+              </w:rPr>
+              <w:t>0:45</w:t>
+            </w:r>
+          </w:p>
+        </w:tc>
+        <w:tc>
+          <w:tcPr>
+            <w:tcW w:type="dxa" w:w="1584"/>
+            <w:tcMar>
+              <w:top w:w="60" w:type="dxa"/>
+              <w:bottom w:w="60" w:type="dxa"/>
+              <w:left w:w="60" w:type="dxa"/>
+              <w:right w:w="60" w:type="dxa"/>
+            </w:tcMar>
+          </w:tcPr>
+          <w:p>
+            <w:r>
+              <w:rPr>
+                <w:rFonts w:ascii="Arial" w:hAnsi="Arial"/>
+                <w:sz w:val="16"/>
+              </w:rPr>
+              <w:t>Amandeep</w:t>
+            </w:r>
+          </w:p>
+        </w:tc>
+        <w:tc>
+          <w:tcPr>
+            <w:tcW w:type="dxa" w:w="1728"/>
+            <w:tcMar>
+              <w:top w:w="60" w:type="dxa"/>
+              <w:bottom w:w="60" w:type="dxa"/>
+              <w:left w:w="60" w:type="dxa"/>
+              <w:right w:w="60" w:type="dxa"/>
+            </w:tcMar>
+          </w:tcPr>
+          <w:p>
+            <w:r>
+              <w:rPr>
+                <w:rFonts w:ascii="Arial" w:hAnsi="Arial"/>
+                <w:sz w:val="16"/>
+              </w:rPr>
+              <w:t>Slide 2 (Vector)</w:t>
+            </w:r>
+          </w:p>
+        </w:tc>
+        <w:tc>
+          <w:tcPr>
+            <w:tcW w:type="dxa" w:w="1872"/>
+            <w:tcMar>
+              <w:top w:w="60" w:type="dxa"/>
+              <w:bottom w:w="60" w:type="dxa"/>
+              <w:left w:w="60" w:type="dxa"/>
+              <w:right w:w="60" w:type="dxa"/>
+            </w:tcMar>
+          </w:tcPr>
+          <w:p>
+            <w:r>
+              <w:rPr>
+                <w:rFonts w:ascii="Arial" w:hAnsi="Arial"/>
+                <w:sz w:val="16"/>
               </w:rPr>
               <w:t>Browser (Stage 1)</w:t>
             </w:r>
@@ -353,19 +527,19 @@
         </w:tc>
         <w:tc>
           <w:tcPr>
-            <w:tcW w:type="dxa" w:w="2592"/>
+            <w:tcW w:type="dxa" w:w="2448"/>
             <w:tcMar>
               <w:top w:w="60" w:type="dxa"/>
               <w:bottom w:w="60" w:type="dxa"/>
-              <w:left w:w="80" w:type="dxa"/>
-              <w:right w:w="80" w:type="dxa"/>
+              <w:left w:w="60" w:type="dxa"/>
+              <w:right w:w="60" w:type="dxa"/>
             </w:tcMar>
           </w:tcPr>
           <w:p>
             <w:r>
               <w:rPr>
                 <w:rFonts w:ascii="Arial" w:hAnsi="Arial"/>
-                <w:sz w:val="17"/>
+                <w:sz w:val="16"/>
               </w:rPr>
               <w:t>Display 'The Attack' animated diagram</w:t>
             </w:r>
@@ -377,17 +551,17 @@
             <w:tcMar>
               <w:top w:w="60" w:type="dxa"/>
               <w:bottom w:w="60" w:type="dxa"/>
-              <w:left w:w="80" w:type="dxa"/>
-              <w:right w:w="80" w:type="dxa"/>
+              <w:left w:w="60" w:type="dxa"/>
+              <w:right w:w="60" w:type="dxa"/>
             </w:tcMar>
           </w:tcPr>
           <w:p>
             <w:r>
               <w:rPr>
                 <w:rFonts w:ascii="Arial" w:hAnsi="Arial"/>
-                <w:sz w:val="17"/>
+                <w:sz w:val="16"/>
               </w:rPr>
-              <w:t>Shows APT29 supply chain vector and 18,000 victim reach.</w:t>
+              <w:t>Shows APT29 supply chain compromise of 18,000 victims.</w:t>
             </w:r>
           </w:p>
         </w:tc>
@@ -395,21 +569,21 @@
       <w:tr>
         <w:tc>
           <w:tcPr>
-            <w:tcW w:type="dxa" w:w="1152"/>
+            <w:tcW w:type="dxa" w:w="1008"/>
             <w:tcMar>
               <w:top w:w="60" w:type="dxa"/>
               <w:bottom w:w="60" w:type="dxa"/>
-              <w:left w:w="80" w:type="dxa"/>
-              <w:right w:w="80" w:type="dxa"/>
+              <w:left w:w="60" w:type="dxa"/>
+              <w:right w:w="60" w:type="dxa"/>
             </w:tcMar>
           </w:tcPr>
           <w:p>
             <w:r>
               <w:rPr>
                 <w:rFonts w:ascii="Arial" w:hAnsi="Arial"/>
-                <w:sz w:val="17"/>
+                <w:sz w:val="16"/>
               </w:rPr>
-              <w:t>1:15</w:t>
+              <w:t>1:30</w:t>
             </w:r>
           </w:p>
         </w:tc>
@@ -419,35 +593,55 @@
             <w:tcMar>
               <w:top w:w="60" w:type="dxa"/>
               <w:bottom w:w="60" w:type="dxa"/>
-              <w:left w:w="80" w:type="dxa"/>
-              <w:right w:w="80" w:type="dxa"/>
+              <w:left w:w="60" w:type="dxa"/>
+              <w:right w:w="60" w:type="dxa"/>
             </w:tcMar>
           </w:tcPr>
           <w:p>
             <w:r>
               <w:rPr>
                 <w:rFonts w:ascii="Arial" w:hAnsi="Arial"/>
-                <w:sz w:val="17"/>
+                <w:sz w:val="16"/>
               </w:rPr>
-              <w:t>Avantdeep</w:t>
+              <w:t>Amandeep</w:t>
             </w:r>
           </w:p>
         </w:tc>
         <w:tc>
           <w:tcPr>
-            <w:tcW w:type="dxa" w:w="2304"/>
+            <w:tcW w:type="dxa" w:w="1728"/>
             <w:tcMar>
               <w:top w:w="60" w:type="dxa"/>
               <w:bottom w:w="60" w:type="dxa"/>
-              <w:left w:w="80" w:type="dxa"/>
-              <w:right w:w="80" w:type="dxa"/>
+              <w:left w:w="60" w:type="dxa"/>
+              <w:right w:w="60" w:type="dxa"/>
             </w:tcMar>
           </w:tcPr>
           <w:p>
             <w:r>
               <w:rPr>
                 <w:rFonts w:ascii="Arial" w:hAnsi="Arial"/>
-                <w:sz w:val="17"/>
+                <w:sz w:val="16"/>
+              </w:rPr>
+              <w:t>Slide 3 (Evidence)</w:t>
+            </w:r>
+          </w:p>
+        </w:tc>
+        <w:tc>
+          <w:tcPr>
+            <w:tcW w:type="dxa" w:w="1872"/>
+            <w:tcMar>
+              <w:top w:w="60" w:type="dxa"/>
+              <w:bottom w:w="60" w:type="dxa"/>
+              <w:left w:w="60" w:type="dxa"/>
+              <w:right w:w="60" w:type="dxa"/>
+            </w:tcMar>
+          </w:tcPr>
+          <w:p>
+            <w:r>
+              <w:rPr>
+                <w:rFonts w:ascii="Arial" w:hAnsi="Arial"/>
+                <w:sz w:val="16"/>
               </w:rPr>
               <w:t>Terminal</w:t>
             </w:r>
@@ -455,19 +649,19 @@
         </w:tc>
         <w:tc>
           <w:tcPr>
-            <w:tcW w:type="dxa" w:w="2592"/>
+            <w:tcW w:type="dxa" w:w="2448"/>
             <w:tcMar>
               <w:top w:w="60" w:type="dxa"/>
               <w:bottom w:w="60" w:type="dxa"/>
-              <w:left w:w="80" w:type="dxa"/>
-              <w:right w:w="80" w:type="dxa"/>
+              <w:left w:w="60" w:type="dxa"/>
+              <w:right w:w="60" w:type="dxa"/>
             </w:tcMar>
           </w:tcPr>
           <w:p>
             <w:r>
               <w:rPr>
                 <w:rFonts w:ascii="Arial" w:hAnsi="Arial"/>
-                <w:sz w:val="17"/>
+                <w:sz w:val="16"/>
               </w:rPr>
               <w:t>bash scripts/verify_hashes.sh</w:t>
             </w:r>
@@ -479,17 +673,17 @@
             <w:tcMar>
               <w:top w:w="60" w:type="dxa"/>
               <w:bottom w:w="60" w:type="dxa"/>
-              <w:left w:w="80" w:type="dxa"/>
-              <w:right w:w="80" w:type="dxa"/>
+              <w:left w:w="60" w:type="dxa"/>
+              <w:right w:w="60" w:type="dxa"/>
             </w:tcMar>
           </w:tcPr>
           <w:p>
             <w:r>
               <w:rPr>
                 <w:rFonts w:ascii="Arial" w:hAnsi="Arial"/>
-                <w:sz w:val="17"/>
+                <w:sz w:val="16"/>
               </w:rPr>
-              <w:t>Green PASS output; SHA-256 baseline verified under ISO/IEC 27037.</w:t>
+              <w:t>Green PASS output; SHA-256 baseline verified under ISO 27037.</w:t>
             </w:r>
           </w:p>
         </w:tc>
@@ -497,21 +691,21 @@
       <w:tr>
         <w:tc>
           <w:tcPr>
-            <w:tcW w:type="dxa" w:w="1152"/>
+            <w:tcW w:type="dxa" w:w="1008"/>
             <w:tcMar>
               <w:top w:w="60" w:type="dxa"/>
               <w:bottom w:w="60" w:type="dxa"/>
-              <w:left w:w="80" w:type="dxa"/>
-              <w:right w:w="80" w:type="dxa"/>
+              <w:left w:w="60" w:type="dxa"/>
+              <w:right w:w="60" w:type="dxa"/>
             </w:tcMar>
           </w:tcPr>
           <w:p>
             <w:r>
               <w:rPr>
                 <w:rFonts w:ascii="Arial" w:hAnsi="Arial"/>
-                <w:sz w:val="17"/>
+                <w:sz w:val="16"/>
               </w:rPr>
-              <w:t>1:50</w:t>
+              <w:t>2:15</w:t>
             </w:r>
           </w:p>
         </w:tc>
@@ -521,35 +715,55 @@
             <w:tcMar>
               <w:top w:w="60" w:type="dxa"/>
               <w:bottom w:w="60" w:type="dxa"/>
-              <w:left w:w="80" w:type="dxa"/>
-              <w:right w:w="80" w:type="dxa"/>
+              <w:left w:w="60" w:type="dxa"/>
+              <w:right w:w="60" w:type="dxa"/>
             </w:tcMar>
           </w:tcPr>
           <w:p>
             <w:r>
               <w:rPr>
                 <w:rFonts w:ascii="Arial" w:hAnsi="Arial"/>
-                <w:sz w:val="17"/>
+                <w:sz w:val="16"/>
               </w:rPr>
-              <w:t>Avantdeep</w:t>
+              <w:t>Amandeep</w:t>
             </w:r>
           </w:p>
         </w:tc>
         <w:tc>
           <w:tcPr>
-            <w:tcW w:type="dxa" w:w="2304"/>
+            <w:tcW w:type="dxa" w:w="1728"/>
             <w:tcMar>
               <w:top w:w="60" w:type="dxa"/>
               <w:bottom w:w="60" w:type="dxa"/>
-              <w:left w:w="80" w:type="dxa"/>
-              <w:right w:w="80" w:type="dxa"/>
+              <w:left w:w="60" w:type="dxa"/>
+              <w:right w:w="60" w:type="dxa"/>
             </w:tcMar>
           </w:tcPr>
           <w:p>
             <w:r>
               <w:rPr>
                 <w:rFonts w:ascii="Arial" w:hAnsi="Arial"/>
-                <w:sz w:val="17"/>
+                <w:sz w:val="16"/>
+              </w:rPr>
+              <w:t>Slide 4 (DiE Triage)</w:t>
+            </w:r>
+          </w:p>
+        </w:tc>
+        <w:tc>
+          <w:tcPr>
+            <w:tcW w:type="dxa" w:w="1872"/>
+            <w:tcMar>
+              <w:top w:w="60" w:type="dxa"/>
+              <w:bottom w:w="60" w:type="dxa"/>
+              <w:left w:w="60" w:type="dxa"/>
+              <w:right w:w="60" w:type="dxa"/>
+            </w:tcMar>
+          </w:tcPr>
+          <w:p>
+            <w:r>
+              <w:rPr>
+                <w:rFonts w:ascii="Arial" w:hAnsi="Arial"/>
+                <w:sz w:val="16"/>
               </w:rPr>
               <w:t>Browser (Stage 4)</w:t>
             </w:r>
@@ -557,19 +771,19 @@
         </w:tc>
         <w:tc>
           <w:tcPr>
-            <w:tcW w:type="dxa" w:w="2592"/>
+            <w:tcW w:type="dxa" w:w="2448"/>
             <w:tcMar>
               <w:top w:w="60" w:type="dxa"/>
               <w:bottom w:w="60" w:type="dxa"/>
-              <w:left w:w="80" w:type="dxa"/>
-              <w:right w:w="80" w:type="dxa"/>
+              <w:left w:w="60" w:type="dxa"/>
+              <w:right w:w="60" w:type="dxa"/>
             </w:tcMar>
           </w:tcPr>
           <w:p>
             <w:r>
               <w:rPr>
                 <w:rFonts w:ascii="Arial" w:hAnsi="Arial"/>
-                <w:sz w:val="17"/>
+                <w:sz w:val="16"/>
               </w:rPr>
               <w:t>Click 'Stage 4: Detect It Easy'</w:t>
             </w:r>
@@ -581,17 +795,17 @@
             <w:tcMar>
               <w:top w:w="60" w:type="dxa"/>
               <w:bottom w:w="60" w:type="dxa"/>
-              <w:left w:w="80" w:type="dxa"/>
-              <w:right w:w="80" w:type="dxa"/>
+              <w:left w:w="60" w:type="dxa"/>
+              <w:right w:w="60" w:type="dxa"/>
             </w:tcMar>
           </w:tcPr>
           <w:p>
             <w:r>
               <w:rPr>
                 <w:rFonts w:ascii="Arial" w:hAnsi="Arial"/>
-                <w:sz w:val="17"/>
+                <w:sz w:val="16"/>
               </w:rPr>
-              <w:t>PE section map scan beam, Roslyn C#, entropy curve staying at 6.21.</w:t>
+              <w:t>PE section map scan beam, Roslyn C#, entropy staying at 6.21.</w:t>
             </w:r>
           </w:p>
         </w:tc>
@@ -599,121 +813,19 @@
       <w:tr>
         <w:tc>
           <w:tcPr>
-            <w:tcW w:type="dxa" w:w="1152"/>
+            <w:tcW w:type="dxa" w:w="1008"/>
             <w:tcMar>
               <w:top w:w="60" w:type="dxa"/>
               <w:bottom w:w="60" w:type="dxa"/>
-              <w:left w:w="80" w:type="dxa"/>
-              <w:right w:w="80" w:type="dxa"/>
+              <w:left w:w="60" w:type="dxa"/>
+              <w:right w:w="60" w:type="dxa"/>
             </w:tcMar>
           </w:tcPr>
           <w:p>
             <w:r>
               <w:rPr>
                 <w:rFonts w:ascii="Arial" w:hAnsi="Arial"/>
-                <w:sz w:val="17"/>
-              </w:rPr>
-              <w:t>2:45</w:t>
-            </w:r>
-          </w:p>
-        </w:tc>
-        <w:tc>
-          <w:tcPr>
-            <w:tcW w:type="dxa" w:w="1584"/>
-            <w:tcMar>
-              <w:top w:w="60" w:type="dxa"/>
-              <w:bottom w:w="60" w:type="dxa"/>
-              <w:left w:w="80" w:type="dxa"/>
-              <w:right w:w="80" w:type="dxa"/>
-            </w:tcMar>
-          </w:tcPr>
-          <w:p>
-            <w:r>
-              <w:rPr>
-                <w:rFonts w:ascii="Arial" w:hAnsi="Arial"/>
-                <w:sz w:val="17"/>
-              </w:rPr>
-              <w:t>Omik</w:t>
-            </w:r>
-          </w:p>
-        </w:tc>
-        <w:tc>
-          <w:tcPr>
-            <w:tcW w:type="dxa" w:w="2304"/>
-            <w:tcMar>
-              <w:top w:w="60" w:type="dxa"/>
-              <w:bottom w:w="60" w:type="dxa"/>
-              <w:left w:w="80" w:type="dxa"/>
-              <w:right w:w="80" w:type="dxa"/>
-            </w:tcMar>
-          </w:tcPr>
-          <w:p>
-            <w:r>
-              <w:rPr>
-                <w:rFonts w:ascii="Arial" w:hAnsi="Arial"/>
-                <w:sz w:val="17"/>
-              </w:rPr>
-              <w:t>Terminal</w:t>
-            </w:r>
-          </w:p>
-        </w:tc>
-        <w:tc>
-          <w:tcPr>
-            <w:tcW w:type="dxa" w:w="2592"/>
-            <w:tcMar>
-              <w:top w:w="60" w:type="dxa"/>
-              <w:bottom w:w="60" w:type="dxa"/>
-              <w:left w:w="80" w:type="dxa"/>
-              <w:right w:w="80" w:type="dxa"/>
-            </w:tcMar>
-          </w:tcPr>
-          <w:p>
-            <w:r>
-              <w:rPr>
-                <w:rFonts w:ascii="Arial" w:hAnsi="Arial"/>
-                <w:sz w:val="17"/>
-              </w:rPr>
-              <w:t>floss --version</w:t>
-            </w:r>
-          </w:p>
-        </w:tc>
-        <w:tc>
-          <w:tcPr>
-            <w:tcW w:type="dxa" w:w="1728"/>
-            <w:tcMar>
-              <w:top w:w="60" w:type="dxa"/>
-              <w:bottom w:w="60" w:type="dxa"/>
-              <w:left w:w="80" w:type="dxa"/>
-              <w:right w:w="80" w:type="dxa"/>
-            </w:tcMar>
-          </w:tcPr>
-          <w:p>
-            <w:r>
-              <w:rPr>
-                <w:rFonts w:ascii="Arial" w:hAnsi="Arial"/>
-                <w:sz w:val="17"/>
-              </w:rPr>
-              <w:t>Prints 'floss 3.1.1'; proves native Mandiant tool is installed.</w:t>
-            </w:r>
-          </w:p>
-        </w:tc>
-      </w:tr>
-      <w:tr>
-        <w:tc>
-          <w:tcPr>
-            <w:tcW w:type="dxa" w:w="1152"/>
-            <w:tcMar>
-              <w:top w:w="60" w:type="dxa"/>
-              <w:bottom w:w="60" w:type="dxa"/>
-              <w:left w:w="80" w:type="dxa"/>
-              <w:right w:w="80" w:type="dxa"/>
-            </w:tcMar>
-          </w:tcPr>
-          <w:p>
-            <w:r>
-              <w:rPr>
-                <w:rFonts w:ascii="Arial" w:hAnsi="Arial"/>
-                <w:sz w:val="17"/>
+                <w:sz w:val="16"/>
               </w:rPr>
               <w:t>3:00</w:t>
             </w:r>
@@ -725,57 +837,17 @@
             <w:tcMar>
               <w:top w:w="60" w:type="dxa"/>
               <w:bottom w:w="60" w:type="dxa"/>
-              <w:left w:w="80" w:type="dxa"/>
-              <w:right w:w="80" w:type="dxa"/>
+              <w:left w:w="60" w:type="dxa"/>
+              <w:right w:w="60" w:type="dxa"/>
             </w:tcMar>
           </w:tcPr>
           <w:p>
             <w:r>
               <w:rPr>
                 <w:rFonts w:ascii="Arial" w:hAnsi="Arial"/>
-                <w:sz w:val="17"/>
+                <w:sz w:val="16"/>
               </w:rPr>
               <w:t>Omik</w:t>
-            </w:r>
-          </w:p>
-        </w:tc>
-        <w:tc>
-          <w:tcPr>
-            <w:tcW w:type="dxa" w:w="2304"/>
-            <w:tcMar>
-              <w:top w:w="60" w:type="dxa"/>
-              <w:bottom w:w="60" w:type="dxa"/>
-              <w:left w:w="80" w:type="dxa"/>
-              <w:right w:w="80" w:type="dxa"/>
-            </w:tcMar>
-          </w:tcPr>
-          <w:p>
-            <w:r>
-              <w:rPr>
-                <w:rFonts w:ascii="Arial" w:hAnsi="Arial"/>
-                <w:sz w:val="17"/>
-              </w:rPr>
-              <w:t>Browser (Stage 5)</w:t>
-            </w:r>
-          </w:p>
-        </w:tc>
-        <w:tc>
-          <w:tcPr>
-            <w:tcW w:type="dxa" w:w="2592"/>
-            <w:tcMar>
-              <w:top w:w="60" w:type="dxa"/>
-              <w:bottom w:w="60" w:type="dxa"/>
-              <w:left w:w="80" w:type="dxa"/>
-              <w:right w:w="80" w:type="dxa"/>
-            </w:tcMar>
-          </w:tcPr>
-          <w:p>
-            <w:r>
-              <w:rPr>
-                <w:rFonts w:ascii="Arial" w:hAnsi="Arial"/>
-                <w:sz w:val="17"/>
-              </w:rPr>
-              <w:t>Click 'Decode all' button live</w:t>
             </w:r>
           </w:p>
         </w:tc>
@@ -785,17 +857,77 @@
             <w:tcMar>
               <w:top w:w="60" w:type="dxa"/>
               <w:bottom w:w="60" w:type="dxa"/>
-              <w:left w:w="80" w:type="dxa"/>
-              <w:right w:w="80" w:type="dxa"/>
+              <w:left w:w="60" w:type="dxa"/>
+              <w:right w:w="60" w:type="dxa"/>
             </w:tcMar>
           </w:tcPr>
           <w:p>
             <w:r>
               <w:rPr>
                 <w:rFonts w:ascii="Arial" w:hAnsi="Arial"/>
-                <w:sz w:val="17"/>
+                <w:sz w:val="16"/>
               </w:rPr>
-              <w:t>Real-time raw Deflate decompression revealing 'avsvmcloud.com'.</w:t>
+              <w:t>Slide 5 (Lifecycle)</w:t>
+            </w:r>
+          </w:p>
+        </w:tc>
+        <w:tc>
+          <w:tcPr>
+            <w:tcW w:type="dxa" w:w="1872"/>
+            <w:tcMar>
+              <w:top w:w="60" w:type="dxa"/>
+              <w:bottom w:w="60" w:type="dxa"/>
+              <w:left w:w="60" w:type="dxa"/>
+              <w:right w:w="60" w:type="dxa"/>
+            </w:tcMar>
+          </w:tcPr>
+          <w:p>
+            <w:r>
+              <w:rPr>
+                <w:rFonts w:ascii="Arial" w:hAnsi="Arial"/>
+                <w:sz w:val="16"/>
+              </w:rPr>
+              <w:t>PPT Window</w:t>
+            </w:r>
+          </w:p>
+        </w:tc>
+        <w:tc>
+          <w:tcPr>
+            <w:tcW w:type="dxa" w:w="2448"/>
+            <w:tcMar>
+              <w:top w:w="60" w:type="dxa"/>
+              <w:bottom w:w="60" w:type="dxa"/>
+              <w:left w:w="60" w:type="dxa"/>
+              <w:right w:w="60" w:type="dxa"/>
+            </w:tcMar>
+          </w:tcPr>
+          <w:p>
+            <w:r>
+              <w:rPr>
+                <w:rFonts w:ascii="Arial" w:hAnsi="Arial"/>
+                <w:sz w:val="16"/>
+              </w:rPr>
+              <w:t>Explain 8-stage state machine</w:t>
+            </w:r>
+          </w:p>
+        </w:tc>
+        <w:tc>
+          <w:tcPr>
+            <w:tcW w:type="dxa" w:w="1728"/>
+            <w:tcMar>
+              <w:top w:w="60" w:type="dxa"/>
+              <w:bottom w:w="60" w:type="dxa"/>
+              <w:left w:w="60" w:type="dxa"/>
+              <w:right w:w="60" w:type="dxa"/>
+            </w:tcMar>
+          </w:tcPr>
+          <w:p>
+            <w:r>
+              <w:rPr>
+                <w:rFonts w:ascii="Arial" w:hAnsi="Arial"/>
+                <w:sz w:val="16"/>
+              </w:rPr>
+              <w:t>Visual diagram of 8-stage attack lifecycle.</w:t>
             </w:r>
           </w:p>
         </w:tc>
@@ -803,21 +935,21 @@
       <w:tr>
         <w:tc>
           <w:tcPr>
-            <w:tcW w:type="dxa" w:w="1152"/>
+            <w:tcW w:type="dxa" w:w="1008"/>
             <w:tcMar>
               <w:top w:w="60" w:type="dxa"/>
               <w:bottom w:w="60" w:type="dxa"/>
-              <w:left w:w="80" w:type="dxa"/>
-              <w:right w:w="80" w:type="dxa"/>
+              <w:left w:w="60" w:type="dxa"/>
+              <w:right w:w="60" w:type="dxa"/>
             </w:tcMar>
           </w:tcPr>
           <w:p>
             <w:r>
               <w:rPr>
                 <w:rFonts w:ascii="Arial" w:hAnsi="Arial"/>
-                <w:sz w:val="17"/>
+                <w:sz w:val="16"/>
               </w:rPr>
-              <w:t>3:45</w:t>
+              <w:t>3:30</w:t>
             </w:r>
           </w:p>
         </w:tc>
@@ -827,15 +959,15 @@
             <w:tcMar>
               <w:top w:w="60" w:type="dxa"/>
               <w:bottom w:w="60" w:type="dxa"/>
-              <w:left w:w="80" w:type="dxa"/>
-              <w:right w:w="80" w:type="dxa"/>
+              <w:left w:w="60" w:type="dxa"/>
+              <w:right w:w="60" w:type="dxa"/>
             </w:tcMar>
           </w:tcPr>
           <w:p>
             <w:r>
               <w:rPr>
                 <w:rFonts w:ascii="Arial" w:hAnsi="Arial"/>
-                <w:sz w:val="17"/>
+                <w:sz w:val="16"/>
               </w:rPr>
               <w:t>Omik</w:t>
             </w:r>
@@ -843,19 +975,161 @@
         </w:tc>
         <w:tc>
           <w:tcPr>
-            <w:tcW w:type="dxa" w:w="2304"/>
+            <w:tcW w:type="dxa" w:w="1728"/>
             <w:tcMar>
               <w:top w:w="60" w:type="dxa"/>
               <w:bottom w:w="60" w:type="dxa"/>
-              <w:left w:w="80" w:type="dxa"/>
-              <w:right w:w="80" w:type="dxa"/>
+              <w:left w:w="60" w:type="dxa"/>
+              <w:right w:w="60" w:type="dxa"/>
             </w:tcMar>
           </w:tcPr>
           <w:p>
             <w:r>
               <w:rPr>
                 <w:rFonts w:ascii="Arial" w:hAnsi="Arial"/>
-                <w:sz w:val="17"/>
+                <w:sz w:val="16"/>
+              </w:rPr>
+              <w:t>Slide 6 (Strings)</w:t>
+            </w:r>
+          </w:p>
+        </w:tc>
+        <w:tc>
+          <w:tcPr>
+            <w:tcW w:type="dxa" w:w="1872"/>
+            <w:tcMar>
+              <w:top w:w="60" w:type="dxa"/>
+              <w:bottom w:w="60" w:type="dxa"/>
+              <w:left w:w="60" w:type="dxa"/>
+              <w:right w:w="60" w:type="dxa"/>
+            </w:tcMar>
+          </w:tcPr>
+          <w:p>
+            <w:r>
+              <w:rPr>
+                <w:rFonts w:ascii="Arial" w:hAnsi="Arial"/>
+                <w:sz w:val="16"/>
+              </w:rPr>
+              <w:t>Terminal &amp; Browser</w:t>
+            </w:r>
+          </w:p>
+        </w:tc>
+        <w:tc>
+          <w:tcPr>
+            <w:tcW w:type="dxa" w:w="2448"/>
+            <w:tcMar>
+              <w:top w:w="60" w:type="dxa"/>
+              <w:bottom w:w="60" w:type="dxa"/>
+              <w:left w:w="60" w:type="dxa"/>
+              <w:right w:w="60" w:type="dxa"/>
+            </w:tcMar>
+          </w:tcPr>
+          <w:p>
+            <w:r>
+              <w:rPr>
+                <w:rFonts w:ascii="Arial" w:hAnsi="Arial"/>
+                <w:sz w:val="16"/>
+              </w:rPr>
+              <w:t>floss --version -&gt; Click 'Decode all' live</w:t>
+            </w:r>
+          </w:p>
+        </w:tc>
+        <w:tc>
+          <w:tcPr>
+            <w:tcW w:type="dxa" w:w="1728"/>
+            <w:tcMar>
+              <w:top w:w="60" w:type="dxa"/>
+              <w:bottom w:w="60" w:type="dxa"/>
+              <w:left w:w="60" w:type="dxa"/>
+              <w:right w:w="60" w:type="dxa"/>
+            </w:tcMar>
+          </w:tcPr>
+          <w:p>
+            <w:r>
+              <w:rPr>
+                <w:rFonts w:ascii="Arial" w:hAnsi="Arial"/>
+                <w:sz w:val="16"/>
+              </w:rPr>
+              <w:t>Mandiant FLOSS v3.1.1 verified; avsvmcloud.com decompressed.</w:t>
+            </w:r>
+          </w:p>
+        </w:tc>
+      </w:tr>
+      <w:tr>
+        <w:tc>
+          <w:tcPr>
+            <w:tcW w:type="dxa" w:w="1008"/>
+            <w:tcMar>
+              <w:top w:w="60" w:type="dxa"/>
+              <w:bottom w:w="60" w:type="dxa"/>
+              <w:left w:w="60" w:type="dxa"/>
+              <w:right w:w="60" w:type="dxa"/>
+            </w:tcMar>
+          </w:tcPr>
+          <w:p>
+            <w:r>
+              <w:rPr>
+                <w:rFonts w:ascii="Arial" w:hAnsi="Arial"/>
+                <w:sz w:val="16"/>
+              </w:rPr>
+              <w:t>4:15</w:t>
+            </w:r>
+          </w:p>
+        </w:tc>
+        <w:tc>
+          <w:tcPr>
+            <w:tcW w:type="dxa" w:w="1584"/>
+            <w:tcMar>
+              <w:top w:w="60" w:type="dxa"/>
+              <w:bottom w:w="60" w:type="dxa"/>
+              <w:left w:w="60" w:type="dxa"/>
+              <w:right w:w="60" w:type="dxa"/>
+            </w:tcMar>
+          </w:tcPr>
+          <w:p>
+            <w:r>
+              <w:rPr>
+                <w:rFonts w:ascii="Arial" w:hAnsi="Arial"/>
+                <w:sz w:val="16"/>
+              </w:rPr>
+              <w:t>Omik</w:t>
+            </w:r>
+          </w:p>
+        </w:tc>
+        <w:tc>
+          <w:tcPr>
+            <w:tcW w:type="dxa" w:w="1728"/>
+            <w:tcMar>
+              <w:top w:w="60" w:type="dxa"/>
+              <w:bottom w:w="60" w:type="dxa"/>
+              <w:left w:w="60" w:type="dxa"/>
+              <w:right w:w="60" w:type="dxa"/>
+            </w:tcMar>
+          </w:tcPr>
+          <w:p>
+            <w:r>
+              <w:rPr>
+                <w:rFonts w:ascii="Arial" w:hAnsi="Arial"/>
+                <w:sz w:val="16"/>
+              </w:rPr>
+              <w:t>Slide 7 (FNV Evasion)</w:t>
+            </w:r>
+          </w:p>
+        </w:tc>
+        <w:tc>
+          <w:tcPr>
+            <w:tcW w:type="dxa" w:w="1872"/>
+            <w:tcMar>
+              <w:top w:w="60" w:type="dxa"/>
+              <w:bottom w:w="60" w:type="dxa"/>
+              <w:left w:w="60" w:type="dxa"/>
+              <w:right w:w="60" w:type="dxa"/>
+            </w:tcMar>
+          </w:tcPr>
+          <w:p>
+            <w:r>
+              <w:rPr>
+                <w:rFonts w:ascii="Arial" w:hAnsi="Arial"/>
+                <w:sz w:val="16"/>
               </w:rPr>
               <w:t>Browser (Stage 6)</w:t>
             </w:r>
@@ -863,19 +1137,19 @@
         </w:tc>
         <w:tc>
           <w:tcPr>
-            <w:tcW w:type="dxa" w:w="2592"/>
+            <w:tcW w:type="dxa" w:w="2448"/>
             <w:tcMar>
               <w:top w:w="60" w:type="dxa"/>
               <w:bottom w:w="60" w:type="dxa"/>
-              <w:left w:w="80" w:type="dxa"/>
-              <w:right w:w="80" w:type="dxa"/>
+              <w:left w:w="60" w:type="dxa"/>
+              <w:right w:w="60" w:type="dxa"/>
             </w:tcMar>
           </w:tcPr>
           <w:p>
             <w:r>
               <w:rPr>
                 <w:rFonts w:ascii="Arial" w:hAnsi="Arial"/>
-                <w:sz w:val="17"/>
+                <w:sz w:val="16"/>
               </w:rPr>
               <w:t>Click 'wireshark' -&gt; 'Run the check'</w:t>
             </w:r>
@@ -887,17 +1161,17 @@
             <w:tcMar>
               <w:top w:w="60" w:type="dxa"/>
               <w:bottom w:w="60" w:type="dxa"/>
-              <w:left w:w="80" w:type="dxa"/>
-              <w:right w:w="80" w:type="dxa"/>
+              <w:left w:w="60" w:type="dxa"/>
+              <w:right w:w="60" w:type="dxa"/>
             </w:tcMar>
           </w:tcPr>
           <w:p>
             <w:r>
               <w:rPr>
                 <w:rFonts w:ascii="Arial" w:hAnsi="Arial"/>
-                <w:sz w:val="17"/>
+                <w:sz w:val="16"/>
               </w:rPr>
-              <w:t>Animated 5-box pipeline showing FNV-1a 64-bit + XOR key match.</w:t>
+              <w:t>Animated 5-box pipeline showing FNV-1a 64-bit + XOR match.</w:t>
             </w:r>
           </w:p>
         </w:tc>
@@ -905,21 +1179,21 @@
       <w:tr>
         <w:tc>
           <w:tcPr>
-            <w:tcW w:type="dxa" w:w="1152"/>
+            <w:tcW w:type="dxa" w:w="1008"/>
             <w:tcMar>
               <w:top w:w="60" w:type="dxa"/>
               <w:bottom w:w="60" w:type="dxa"/>
-              <w:left w:w="80" w:type="dxa"/>
-              <w:right w:w="80" w:type="dxa"/>
+              <w:left w:w="60" w:type="dxa"/>
+              <w:right w:w="60" w:type="dxa"/>
             </w:tcMar>
           </w:tcPr>
           <w:p>
             <w:r>
               <w:rPr>
                 <w:rFonts w:ascii="Arial" w:hAnsi="Arial"/>
-                <w:sz w:val="17"/>
+                <w:sz w:val="16"/>
               </w:rPr>
-              <w:t>4:20</w:t>
+              <w:t>4:45</w:t>
             </w:r>
           </w:p>
         </w:tc>
@@ -929,15 +1203,15 @@
             <w:tcMar>
               <w:top w:w="60" w:type="dxa"/>
               <w:bottom w:w="60" w:type="dxa"/>
-              <w:left w:w="80" w:type="dxa"/>
-              <w:right w:w="80" w:type="dxa"/>
+              <w:left w:w="60" w:type="dxa"/>
+              <w:right w:w="60" w:type="dxa"/>
             </w:tcMar>
           </w:tcPr>
           <w:p>
             <w:r>
               <w:rPr>
                 <w:rFonts w:ascii="Arial" w:hAnsi="Arial"/>
-                <w:sz w:val="17"/>
+                <w:sz w:val="16"/>
               </w:rPr>
               <w:t>Omik</w:t>
             </w:r>
@@ -945,19 +1219,39 @@
         </w:tc>
         <w:tc>
           <w:tcPr>
-            <w:tcW w:type="dxa" w:w="2304"/>
+            <w:tcW w:type="dxa" w:w="1728"/>
             <w:tcMar>
               <w:top w:w="60" w:type="dxa"/>
               <w:bottom w:w="60" w:type="dxa"/>
-              <w:left w:w="80" w:type="dxa"/>
-              <w:right w:w="80" w:type="dxa"/>
+              <w:left w:w="60" w:type="dxa"/>
+              <w:right w:w="60" w:type="dxa"/>
             </w:tcMar>
           </w:tcPr>
           <w:p>
             <w:r>
               <w:rPr>
                 <w:rFonts w:ascii="Arial" w:hAnsi="Arial"/>
-                <w:sz w:val="17"/>
+                <w:sz w:val="16"/>
+              </w:rPr>
+              <w:t>Slide 7 (FNV Evasion)</w:t>
+            </w:r>
+          </w:p>
+        </w:tc>
+        <w:tc>
+          <w:tcPr>
+            <w:tcW w:type="dxa" w:w="1872"/>
+            <w:tcMar>
+              <w:top w:w="60" w:type="dxa"/>
+              <w:bottom w:w="60" w:type="dxa"/>
+              <w:left w:w="60" w:type="dxa"/>
+              <w:right w:w="60" w:type="dxa"/>
+            </w:tcMar>
+          </w:tcPr>
+          <w:p>
+            <w:r>
+              <w:rPr>
+                <w:rFonts w:ascii="Arial" w:hAnsi="Arial"/>
+                <w:sz w:val="16"/>
               </w:rPr>
               <w:t>Terminal</w:t>
             </w:r>
@@ -965,19 +1259,19 @@
         </w:tc>
         <w:tc>
           <w:tcPr>
-            <w:tcW w:type="dxa" w:w="2592"/>
+            <w:tcW w:type="dxa" w:w="2448"/>
             <w:tcMar>
               <w:top w:w="60" w:type="dxa"/>
               <w:bottom w:w="60" w:type="dxa"/>
-              <w:left w:w="80" w:type="dxa"/>
-              <w:right w:w="80" w:type="dxa"/>
+              <w:left w:w="60" w:type="dxa"/>
+              <w:right w:w="60" w:type="dxa"/>
             </w:tcMar>
           </w:tcPr>
           <w:p>
             <w:r>
               <w:rPr>
                 <w:rFonts w:ascii="Arial" w:hAnsi="Arial"/>
-                <w:sz w:val="17"/>
+                <w:sz w:val="16"/>
               </w:rPr>
               <w:t>python3 scripts/run_forensics.py --check-process wireshark</w:t>
             </w:r>
@@ -989,15 +1283,15 @@
             <w:tcMar>
               <w:top w:w="60" w:type="dxa"/>
               <w:bottom w:w="60" w:type="dxa"/>
-              <w:left w:w="80" w:type="dxa"/>
-              <w:right w:w="80" w:type="dxa"/>
+              <w:left w:w="60" w:type="dxa"/>
+              <w:right w:w="60" w:type="dxa"/>
             </w:tcMar>
           </w:tcPr>
           <w:p>
             <w:r>
               <w:rPr>
                 <w:rFonts w:ascii="Arial" w:hAnsi="Arial"/>
-                <w:sz w:val="17"/>
+                <w:sz w:val="16"/>
               </w:rPr>
               <w:t>Terminal calculates 0xa84ff6500970f54d and confirms blacklist match.</w:t>
             </w:r>
@@ -1007,21 +1301,21 @@
       <w:tr>
         <w:tc>
           <w:tcPr>
-            <w:tcW w:type="dxa" w:w="1152"/>
+            <w:tcW w:type="dxa" w:w="1008"/>
             <w:tcMar>
               <w:top w:w="60" w:type="dxa"/>
               <w:bottom w:w="60" w:type="dxa"/>
-              <w:left w:w="80" w:type="dxa"/>
-              <w:right w:w="80" w:type="dxa"/>
+              <w:left w:w="60" w:type="dxa"/>
+              <w:right w:w="60" w:type="dxa"/>
             </w:tcMar>
           </w:tcPr>
           <w:p>
             <w:r>
               <w:rPr>
                 <w:rFonts w:ascii="Arial" w:hAnsi="Arial"/>
-                <w:sz w:val="17"/>
+                <w:sz w:val="16"/>
               </w:rPr>
-              <w:t>4:50</w:t>
+              <w:t>5:15</w:t>
             </w:r>
           </w:p>
         </w:tc>
@@ -1031,15 +1325,15 @@
             <w:tcMar>
               <w:top w:w="60" w:type="dxa"/>
               <w:bottom w:w="60" w:type="dxa"/>
-              <w:left w:w="80" w:type="dxa"/>
-              <w:right w:w="80" w:type="dxa"/>
+              <w:left w:w="60" w:type="dxa"/>
+              <w:right w:w="60" w:type="dxa"/>
             </w:tcMar>
           </w:tcPr>
           <w:p>
             <w:r>
               <w:rPr>
                 <w:rFonts w:ascii="Arial" w:hAnsi="Arial"/>
-                <w:sz w:val="17"/>
+                <w:sz w:val="16"/>
               </w:rPr>
               <w:t>Omik</w:t>
             </w:r>
@@ -1047,19 +1341,39 @@
         </w:tc>
         <w:tc>
           <w:tcPr>
-            <w:tcW w:type="dxa" w:w="2304"/>
+            <w:tcW w:type="dxa" w:w="1728"/>
             <w:tcMar>
               <w:top w:w="60" w:type="dxa"/>
               <w:bottom w:w="60" w:type="dxa"/>
-              <w:left w:w="80" w:type="dxa"/>
-              <w:right w:w="80" w:type="dxa"/>
+              <w:left w:w="60" w:type="dxa"/>
+              <w:right w:w="60" w:type="dxa"/>
             </w:tcMar>
           </w:tcPr>
           <w:p>
             <w:r>
               <w:rPr>
                 <w:rFonts w:ascii="Arial" w:hAnsi="Arial"/>
-                <w:sz w:val="17"/>
+                <w:sz w:val="16"/>
+              </w:rPr>
+              <w:t>Slide 8 (CAPA Rules)</w:t>
+            </w:r>
+          </w:p>
+        </w:tc>
+        <w:tc>
+          <w:tcPr>
+            <w:tcW w:type="dxa" w:w="1872"/>
+            <w:tcMar>
+              <w:top w:w="60" w:type="dxa"/>
+              <w:bottom w:w="60" w:type="dxa"/>
+              <w:left w:w="60" w:type="dxa"/>
+              <w:right w:w="60" w:type="dxa"/>
+            </w:tcMar>
+          </w:tcPr>
+          <w:p>
+            <w:r>
+              <w:rPr>
+                <w:rFonts w:ascii="Arial" w:hAnsi="Arial"/>
+                <w:sz w:val="16"/>
               </w:rPr>
               <w:t>Terminal</w:t>
             </w:r>
@@ -1067,19 +1381,19 @@
         </w:tc>
         <w:tc>
           <w:tcPr>
-            <w:tcW w:type="dxa" w:w="2592"/>
+            <w:tcW w:type="dxa" w:w="2448"/>
             <w:tcMar>
               <w:top w:w="60" w:type="dxa"/>
               <w:bottom w:w="60" w:type="dxa"/>
-              <w:left w:w="80" w:type="dxa"/>
-              <w:right w:w="80" w:type="dxa"/>
+              <w:left w:w="60" w:type="dxa"/>
+              <w:right w:w="60" w:type="dxa"/>
             </w:tcMar>
           </w:tcPr>
           <w:p>
             <w:r>
               <w:rPr>
                 <w:rFonts w:ascii="Arial" w:hAnsi="Arial"/>
-                <w:sz w:val="17"/>
+                <w:sz w:val="16"/>
               </w:rPr>
               <w:t>python3 scripts/run_forensics.py --simulate --simulate-behavior victim</w:t>
             </w:r>
@@ -1091,15 +1405,15 @@
             <w:tcMar>
               <w:top w:w="60" w:type="dxa"/>
               <w:bottom w:w="60" w:type="dxa"/>
-              <w:left w:w="80" w:type="dxa"/>
-              <w:right w:w="80" w:type="dxa"/>
+              <w:left w:w="60" w:type="dxa"/>
+              <w:right w:w="60" w:type="dxa"/>
             </w:tcMar>
           </w:tcPr>
           <w:p>
             <w:r>
               <w:rPr>
                 <w:rFonts w:ascii="Arial" w:hAnsi="Arial"/>
-                <w:sz w:val="17"/>
+                <w:sz w:val="16"/>
               </w:rPr>
               <w:t>Terminal prints rich table with 14 MITRE ATT&amp;CK techniques.</w:t>
             </w:r>
@@ -1109,21 +1423,21 @@
       <w:tr>
         <w:tc>
           <w:tcPr>
-            <w:tcW w:type="dxa" w:w="1152"/>
+            <w:tcW w:type="dxa" w:w="1008"/>
             <w:tcMar>
               <w:top w:w="60" w:type="dxa"/>
               <w:bottom w:w="60" w:type="dxa"/>
-              <w:left w:w="80" w:type="dxa"/>
-              <w:right w:w="80" w:type="dxa"/>
+              <w:left w:w="60" w:type="dxa"/>
+              <w:right w:w="60" w:type="dxa"/>
             </w:tcMar>
           </w:tcPr>
           <w:p>
             <w:r>
               <w:rPr>
                 <w:rFonts w:ascii="Arial" w:hAnsi="Arial"/>
-                <w:sz w:val="17"/>
+                <w:sz w:val="16"/>
               </w:rPr>
-              <w:t>5:45</w:t>
+              <w:t>6:00</w:t>
             </w:r>
           </w:p>
         </w:tc>
@@ -1133,15 +1447,15 @@
             <w:tcMar>
               <w:top w:w="60" w:type="dxa"/>
               <w:bottom w:w="60" w:type="dxa"/>
-              <w:left w:w="80" w:type="dxa"/>
-              <w:right w:w="80" w:type="dxa"/>
+              <w:left w:w="60" w:type="dxa"/>
+              <w:right w:w="60" w:type="dxa"/>
             </w:tcMar>
           </w:tcPr>
           <w:p>
             <w:r>
               <w:rPr>
                 <w:rFonts w:ascii="Arial" w:hAnsi="Arial"/>
-                <w:sz w:val="17"/>
+                <w:sz w:val="16"/>
               </w:rPr>
               <w:t>Om</w:t>
             </w:r>
@@ -1149,19 +1463,39 @@
         </w:tc>
         <w:tc>
           <w:tcPr>
-            <w:tcW w:type="dxa" w:w="2304"/>
+            <w:tcW w:type="dxa" w:w="1728"/>
             <w:tcMar>
               <w:top w:w="60" w:type="dxa"/>
               <w:bottom w:w="60" w:type="dxa"/>
-              <w:left w:w="80" w:type="dxa"/>
-              <w:right w:w="80" w:type="dxa"/>
+              <w:left w:w="60" w:type="dxa"/>
+              <w:right w:w="60" w:type="dxa"/>
             </w:tcMar>
           </w:tcPr>
           <w:p>
             <w:r>
               <w:rPr>
                 <w:rFonts w:ascii="Arial" w:hAnsi="Arial"/>
-                <w:sz w:val="17"/>
+                <w:sz w:val="16"/>
+              </w:rPr>
+              <w:t>Slide 9 (Cyber Law)</w:t>
+            </w:r>
+          </w:p>
+        </w:tc>
+        <w:tc>
+          <w:tcPr>
+            <w:tcW w:type="dxa" w:w="1872"/>
+            <w:tcMar>
+              <w:top w:w="60" w:type="dxa"/>
+              <w:bottom w:w="60" w:type="dxa"/>
+              <w:left w:w="60" w:type="dxa"/>
+              <w:right w:w="60" w:type="dxa"/>
+            </w:tcMar>
+          </w:tcPr>
+          <w:p>
+            <w:r>
+              <w:rPr>
+                <w:rFonts w:ascii="Arial" w:hAnsi="Arial"/>
+                <w:sz w:val="16"/>
               </w:rPr>
               <w:t>Browser (Stage 10)</w:t>
             </w:r>
@@ -1169,19 +1503,19 @@
         </w:tc>
         <w:tc>
           <w:tcPr>
-            <w:tcW w:type="dxa" w:w="2592"/>
+            <w:tcW w:type="dxa" w:w="2448"/>
             <w:tcMar>
               <w:top w:w="60" w:type="dxa"/>
               <w:bottom w:w="60" w:type="dxa"/>
-              <w:left w:w="80" w:type="dxa"/>
-              <w:right w:w="80" w:type="dxa"/>
+              <w:left w:w="60" w:type="dxa"/>
+              <w:right w:w="60" w:type="dxa"/>
             </w:tcMar>
           </w:tcPr>
           <w:p>
             <w:r>
               <w:rPr>
                 <w:rFonts w:ascii="Arial" w:hAnsi="Arial"/>
-                <w:sz w:val="17"/>
+                <w:sz w:val="16"/>
               </w:rPr>
               <w:t>Click finding buttons in 'Indian law mapping'</w:t>
             </w:r>
@@ -1193,17 +1527,139 @@
             <w:tcMar>
               <w:top w:w="60" w:type="dxa"/>
               <w:bottom w:w="60" w:type="dxa"/>
-              <w:left w:w="80" w:type="dxa"/>
-              <w:right w:w="80" w:type="dxa"/>
+              <w:left w:w="60" w:type="dxa"/>
+              <w:right w:w="60" w:type="dxa"/>
             </w:tcMar>
           </w:tcPr>
           <w:p>
             <w:r>
               <w:rPr>
                 <w:rFonts w:ascii="Arial" w:hAnsi="Arial"/>
-                <w:sz w:val="17"/>
+                <w:sz w:val="16"/>
               </w:rPr>
-              <w:t>Interactive buttons light up IT Act, CERT-In, DPDP, and BSA 2023.</w:t>
+              <w:t>Interactive buttons light up IT Act, CERT-In, and DPDP.</w:t>
+            </w:r>
+          </w:p>
+        </w:tc>
+      </w:tr>
+      <w:tr>
+        <w:tc>
+          <w:tcPr>
+            <w:tcW w:type="dxa" w:w="1008"/>
+            <w:tcMar>
+              <w:top w:w="60" w:type="dxa"/>
+              <w:bottom w:w="60" w:type="dxa"/>
+              <w:left w:w="60" w:type="dxa"/>
+              <w:right w:w="60" w:type="dxa"/>
+            </w:tcMar>
+          </w:tcPr>
+          <w:p>
+            <w:r>
+              <w:rPr>
+                <w:rFonts w:ascii="Arial" w:hAnsi="Arial"/>
+                <w:sz w:val="16"/>
+              </w:rPr>
+              <w:t>7:00</w:t>
+            </w:r>
+          </w:p>
+        </w:tc>
+        <w:tc>
+          <w:tcPr>
+            <w:tcW w:type="dxa" w:w="1584"/>
+            <w:tcMar>
+              <w:top w:w="60" w:type="dxa"/>
+              <w:bottom w:w="60" w:type="dxa"/>
+              <w:left w:w="60" w:type="dxa"/>
+              <w:right w:w="60" w:type="dxa"/>
+            </w:tcMar>
+          </w:tcPr>
+          <w:p>
+            <w:r>
+              <w:rPr>
+                <w:rFonts w:ascii="Arial" w:hAnsi="Arial"/>
+                <w:sz w:val="16"/>
+              </w:rPr>
+              <w:t>Om</w:t>
+            </w:r>
+          </w:p>
+        </w:tc>
+        <w:tc>
+          <w:tcPr>
+            <w:tcW w:type="dxa" w:w="1728"/>
+            <w:tcMar>
+              <w:top w:w="60" w:type="dxa"/>
+              <w:bottom w:w="60" w:type="dxa"/>
+              <w:left w:w="60" w:type="dxa"/>
+              <w:right w:w="60" w:type="dxa"/>
+            </w:tcMar>
+          </w:tcPr>
+          <w:p>
+            <w:r>
+              <w:rPr>
+                <w:rFonts w:ascii="Arial" w:hAnsi="Arial"/>
+                <w:sz w:val="16"/>
+              </w:rPr>
+              <w:t>Slide 10 (BSA 2023)</w:t>
+            </w:r>
+          </w:p>
+        </w:tc>
+        <w:tc>
+          <w:tcPr>
+            <w:tcW w:type="dxa" w:w="1872"/>
+            <w:tcMar>
+              <w:top w:w="60" w:type="dxa"/>
+              <w:bottom w:w="60" w:type="dxa"/>
+              <w:left w:w="60" w:type="dxa"/>
+              <w:right w:w="60" w:type="dxa"/>
+            </w:tcMar>
+          </w:tcPr>
+          <w:p>
+            <w:r>
+              <w:rPr>
+                <w:rFonts w:ascii="Arial" w:hAnsi="Arial"/>
+                <w:sz w:val="16"/>
+              </w:rPr>
+              <w:t>Terminal &amp; VS Code</w:t>
+            </w:r>
+          </w:p>
+        </w:tc>
+        <w:tc>
+          <w:tcPr>
+            <w:tcW w:type="dxa" w:w="2448"/>
+            <w:tcMar>
+              <w:top w:w="60" w:type="dxa"/>
+              <w:bottom w:w="60" w:type="dxa"/>
+              <w:left w:w="60" w:type="dxa"/>
+              <w:right w:w="60" w:type="dxa"/>
+            </w:tcMar>
+          </w:tcPr>
+          <w:p>
+            <w:r>
+              <w:rPr>
+                <w:rFonts w:ascii="Arial" w:hAnsi="Arial"/>
+                <w:sz w:val="16"/>
+              </w:rPr>
+              <w:t>python3 scripts/generate_bsa_cert.py --format both</w:t>
+            </w:r>
+          </w:p>
+        </w:tc>
+        <w:tc>
+          <w:tcPr>
+            <w:tcW w:type="dxa" w:w="1728"/>
+            <w:tcMar>
+              <w:top w:w="60" w:type="dxa"/>
+              <w:bottom w:w="60" w:type="dxa"/>
+              <w:left w:w="60" w:type="dxa"/>
+              <w:right w:w="60" w:type="dxa"/>
+            </w:tcMar>
+          </w:tcPr>
+          <w:p>
+            <w:r>
+              <w:rPr>
+                <w:rFonts w:ascii="Arial" w:hAnsi="Arial"/>
+                <w:sz w:val="16"/>
+              </w:rPr>
+              <w:t>Generates Section 63 BSA certificate embedding MAC &amp; telemetry.</w:t>
             </w:r>
           </w:p>
         </w:tc>
@@ -1234,6 +1690,8 @@
       <w:r>
         <w:t>• Purpose: Static identification of PE32 binary architecture, compiler signatures, digital certificates, and section entropy.</w:t>
         <w:br/>
+        <w:t>• Primary Presenter: Amandeep Singh (Lead Investigator)</w:t>
+        <w:br/>
         <w:t>• Key Metrics to Highlight to Evaluator:</w:t>
         <w:br/>
         <w:t xml:space="preserve">  - Format: PE32 console DLL for Intel 80386.</w:t>
@@ -1262,6 +1720,8 @@
     <w:p>
       <w:r>
         <w:t>• Purpose: Extraction of static, stack, and tight strings; automated decompression of obfuscated configuration tokens.</w:t>
+        <w:br/>
+        <w:t>• Primary Presenter: Omik Acharya (Reverse Engineer)</w:t>
         <w:br/>
         <w:t>• Terminal Verification Command:</w:t>
         <w:br/>
@@ -1298,6 +1758,8 @@
       <w:r>
         <w:t>• Purpose: Mathematical verification of how SUNBURST evaluated 120+ analysis and security monitoring tools without plaintext strings.</w:t>
         <w:br/>
+        <w:t>• Primary Presenter: Omik Acharya (Reverse Engineer)</w:t>
+        <w:br/>
         <w:t>• Mathematical Formula:</w:t>
         <w:br/>
         <w:t xml:space="preserve">  Hash = FNV1a_64(lowercase(process_name)) XOR 0x5BAC903BA7D81967</w:t>
@@ -1331,6 +1793,8 @@
       <w:r>
         <w:t>• Purpose: Semantic rule matching of disassembled MSIL instructions against the MITRE ATT&amp;CK Matrix.</w:t>
         <w:br/>
+        <w:t>• Primary Presenter: Omik Acharya (Reverse Engineer)</w:t>
+        <w:br/>
         <w:t>• Terminal Verification Command:</w:t>
         <w:br/>
         <w:t xml:space="preserve">  capa --version</w:t>
@@ -1360,20 +1824,22 @@
     </w:p>
     <w:p>
       <w:r>
+        <w:t>• Primary Presenter: Om Lanke (Technical Auditor)</w:t>
+        <w:br/>
         <w:t>• Statutory Certificate Generation Command:</w:t>
         <w:br/>
         <w:t xml:space="preserve">  python3 scripts/generate_bsa_cert.py --format both</w:t>
         <w:br/>
         <w:t xml:space="preserve">  Generates both legal_compliance/Section_63_BSA_Certificate.md and legal_compliance/Section_63_BSA_Certificate.txt.</w:t>
         <w:br/>
-        <w:t xml:space="preserve">  Embeds hardware MAC address, machine telemetry, and dual affirmations by Avantdeep (Custodian) and Omik/Om (Experts).</w:t>
+        <w:t xml:space="preserve">  Embeds hardware MAC address, machine telemetry, and dual affirmations by Amandeep Singh (Custodian) and Om Lanke/Omik Acharya (Experts).</w:t>
         <w:br/>
         <w:br/>
         <w:t>• CI/CD Automated Test Suite Run Command:</w:t>
         <w:br/>
         <w:t xml:space="preserve">  pytest tests/ -v</w:t>
         <w:br/>
-        <w:t xml:space="preserve">  Executes all 22 test assertions across cryptographic hashes, Deflate inflation, FNV math, report parsers, and legal deliverables.</w:t>
+        <w:t xml:space="preserve">  Executes all 22 test assertions across cryptographic hashes, Deflate inflation, FNV math, report parsers, and legal deliverables in ~0.20s.</w:t>
       </w:r>
     </w:p>
     <w:p>
